--- a/docs/Guide-utilisation.docx
+++ b/docs/Guide-utilisation.docx
@@ -2560,6 +2560,64 @@
       </w:r>
       <w:r>
         <w:t xml:space="preserve">.</w:t>
+      </w:r>
+    </w:p>
+    <w:p>
+      <w:pPr>
+        <w:spacing w:after="160"/>
+      </w:pPr>
+      <w:r>
+        <w:t xml:space="preserve">Les statistiques comptent des </w:t>
+      </w:r>
+      <w:r>
+        <w:rPr>
+          <w:b/>
+          <w:bCs/>
+        </w:rPr>
+        <w:t xml:space="preserve">séances</w:t>
+      </w:r>
+      <w:r>
+        <w:t xml:space="preserve"> (une réservation à une date donnée, chaque occurrence d'une réservation récurrente comptant une fois). Dès que le nombre de </w:t>
+      </w:r>
+      <w:r>
+        <w:rPr>
+          <w:b/>
+          <w:bCs/>
+        </w:rPr>
+        <w:t xml:space="preserve">créneaux</w:t>
+      </w:r>
+      <w:r>
+        <w:t xml:space="preserve"> proposés diffère du nombre de séances — créneaux restés libres, ou créneaux à jauge accueillant plusieurs réservations — un volet </w:t>
+      </w:r>
+      <w:r>
+        <w:rPr>
+          <w:b/>
+          <w:bCs/>
+        </w:rPr>
+        <w:t xml:space="preserve">créneaux</w:t>
+      </w:r>
+      <w:r>
+        <w:t xml:space="preserve"> s'ajoute : compteurs « Créneaux proposés » (avec les libres, dont ceux déjà passés) et « Créneaux réservés » (part des créneaux portant au moins une séance), un anneau </w:t>
+      </w:r>
+      <w:r>
+        <w:rPr>
+          <w:b/>
+          <w:bCs/>
+        </w:rPr>
+        <w:t xml:space="preserve">« Créneaux — réservés / libres »</w:t>
+      </w:r>
+      <w:r>
+        <w:t xml:space="preserve"> et un tableau </w:t>
+      </w:r>
+      <w:r>
+        <w:rPr>
+          <w:b/>
+          <w:bCs/>
+        </w:rPr>
+        <w:t xml:space="preserve">« Créneaux par mois »</w:t>
+      </w:r>
+      <w:r>
+        <w:t xml:space="preserve"> (proposés, réservés, libres, séances). Le taux de créneaux réservés mesure l'usage de l'offre ; il ne se confond pas avec le remplissage, qui mesure la jauge des seuls créneaux réservés. L'export CSV contient toujours ce volet.</w:t>
       </w:r>
     </w:p>
     <w:p>

--- a/docs/Guide-utilisation.docx
+++ b/docs/Guide-utilisation.docx
@@ -2183,7 +2183,27 @@
         <w:t xml:space="preserve">semaine datée</w:t>
       </w:r>
       <w:r>
-        <w:t xml:space="preserve"> : créneaux récurrents et ponctuels, réservations et pointages s'y gèrent au même endroit, semaine après semaine (flèches ◀ ▶ et onglets de période).</w:t>
+        <w:t xml:space="preserve"> : créneaux récurrents et ponctuels, réservations et pointages s'y gèrent au même endroit, semaine après semaine (flèches ◀ ▶ et onglets de période). Un clic sur une réservation ouvre sa </w:t>
+      </w:r>
+      <w:r>
+        <w:rPr>
+          <w:b/>
+          <w:bCs/>
+        </w:rPr>
+        <w:t xml:space="preserve">fiche</w:t>
+      </w:r>
+      <w:r>
+        <w:t xml:space="preserve"> : demandeur, participants, thème, absence prévenue et, pour une réservation récurrente, la liste des </w:t>
+      </w:r>
+      <w:r>
+        <w:rPr>
+          <w:b/>
+          <w:bCs/>
+        </w:rPr>
+        <w:t xml:space="preserve">« Créneaux concernés »</w:t>
+      </w:r>
+      <w:r>
+        <w:t xml:space="preserve"> (toutes ses séances avec leurs horaires, la séance ouverte en gras).</w:t>
       </w:r>
     </w:p>
     <w:p>

--- a/docs/Guide-utilisation.docx
+++ b/docs/Guide-utilisation.docx
@@ -2607,7 +2607,7 @@
         <w:t xml:space="preserve">créneaux</w:t>
       </w:r>
       <w:r>
-        <w:t xml:space="preserve"> proposés diffère du nombre de séances — créneaux restés libres, ou créneaux à jauge accueillant plusieurs réservations — un volet </w:t>
+        <w:t xml:space="preserve"> proposés diffère du nombre de séances, un volet </w:t>
       </w:r>
       <w:r>
         <w:rPr>
@@ -2617,7 +2617,17 @@
         <w:t xml:space="preserve">créneaux</w:t>
       </w:r>
       <w:r>
-        <w:t xml:space="preserve"> s'ajoute : compteurs « Créneaux proposés » (avec les libres, dont ceux déjà passés) et « Créneaux réservés » (part des créneaux portant au moins une séance), un anneau </w:t>
+        <w:t xml:space="preserve"> s'ajoute. Un créneau </w:t>
+      </w:r>
+      <w:r>
+        <w:rPr>
+          <w:b/>
+          <w:bCs/>
+        </w:rPr>
+        <w:t xml:space="preserve">récurrent compte pour un seul créneau</w:t>
+      </w:r>
+      <w:r>
+        <w:t xml:space="preserve">, comme dans la liste des créneaux ouverts des Éditions, et un ponctuel pour un ; un récurrent est « réservé » dès qu'une de ses occurrences l'est. Le volet comprend les compteurs « Créneaux proposés » (avec les libres, dont ceux entièrement passés) et « Créneaux réservés » (part des créneaux portant au moins une séance), un anneau </w:t>
       </w:r>
       <w:r>
         <w:rPr>
@@ -2637,7 +2647,7 @@
         <w:t xml:space="preserve">« Créneaux par mois »</w:t>
       </w:r>
       <w:r>
-        <w:t xml:space="preserve"> (proposés, réservés, libres, séances). Le taux de créneaux réservés mesure l'usage de l'offre ; il ne se confond pas avec le remplissage, qui mesure la jauge des seuls créneaux réservés. L'export CSV contient toujours ce volet.</w:t>
+        <w:t xml:space="preserve"> (créneaux ayant une occurrence dans le mois, réservés dans le mois, libres, séances). Le taux de créneaux réservés mesure l'usage de l'offre ; il ne se confond pas avec le remplissage, qui mesure la jauge des seuls créneaux réservés. L'export CSV contient toujours ce volet.</w:t>
       </w:r>
     </w:p>
     <w:p>

--- a/docs/Guide-utilisation.docx
+++ b/docs/Guide-utilisation.docx
@@ -2647,7 +2647,45 @@
         <w:t xml:space="preserve">« Créneaux par mois »</w:t>
       </w:r>
       <w:r>
-        <w:t xml:space="preserve"> (créneaux ayant une occurrence dans le mois, réservés dans le mois, libres, séances). Le taux de créneaux réservés mesure l'usage de l'offre ; il ne se confond pas avec le remplissage, qui mesure la jauge des seuls créneaux réservés. L'export CSV contient toujours ce volet.</w:t>
+        <w:t xml:space="preserve"> (créneaux ayant une occurrence dans le mois, réservés dans le mois, libres, séances). L'export CSV contient toujours ce volet.</w:t>
+      </w:r>
+    </w:p>
+    <w:p>
+      <w:pPr>
+        <w:spacing w:after="160"/>
+      </w:pPr>
+      <w:r>
+        <w:t xml:space="preserve">Le </w:t>
+      </w:r>
+      <w:r>
+        <w:rPr>
+          <w:b/>
+          <w:bCs/>
+        </w:rPr>
+        <w:t xml:space="preserve">remplissage moyen</w:t>
+      </w:r>
+      <w:r>
+        <w:t xml:space="preserve"> (compteur et courbe par mois) porte sur </w:t>
+      </w:r>
+      <w:r>
+        <w:rPr>
+          <w:b/>
+          <w:bCs/>
+        </w:rPr>
+        <w:t xml:space="preserve">toutes les séances proposées</w:t>
+      </w:r>
+      <w:r>
+        <w:t xml:space="preserve"> de la plage : une séance restée sans réservation compte 0 %. Le compteur rappelle en dessous le remplissage des seules séances réservées quand il diffère. L'occupation d'une séance se mesure en enfants (et accompagnants, selon le réglage du service) sur la capacité du créneau s'il a une jauge, sinon en nombre de réservations sur la capacité. Le remplissage </w:t>
+      </w:r>
+      <w:r>
+        <w:rPr>
+          <w:b/>
+          <w:bCs/>
+        </w:rPr>
+        <w:t xml:space="preserve">par structure</w:t>
+      </w:r>
+      <w:r>
+        <w:t xml:space="preserve"> reste calculé sur les séances réservées, une séance vide n'appartenant à aucune structure.</w:t>
       </w:r>
     </w:p>
     <w:p>

--- a/docs/Guide-utilisation.docx
+++ b/docs/Guide-utilisation.docx
@@ -2647,7 +2647,7 @@
         <w:t xml:space="preserve">« Créneaux par mois »</w:t>
       </w:r>
       <w:r>
-        <w:t xml:space="preserve"> (créneaux ayant une occurrence dans le mois, réservés dans le mois, libres, séances). L'export CSV contient toujours ce volet.</w:t>
+        <w:t xml:space="preserve"> (créneaux ayant une occurrence dans le mois, réservés dans le mois, séances ; les créneaux libres du mois figurent dans l'export CSV). L'export CSV contient toujours ce volet.</w:t>
       </w:r>
     </w:p>
     <w:p>

--- a/docs/Guide-utilisation.docx
+++ b/docs/Guide-utilisation.docx
@@ -4256,7 +4256,17 @@
         <w:t xml:space="preserve">« Connectés »</w:t>
       </w:r>
       <w:r>
-        <w:t xml:space="preserve"> liste les comptes dont une session est encore valide au sens de la déconnexion automatique (2 h sans action pour un usager, 15 min pour un gestionnaire ou un administrateur, plafond de 24 h ou 8 h), avec leur dernière action, la date de connexion, les appareils et le nombre de sessions ; le tableau se rafraîchit toutes les 30 secondes. </w:t>
+        <w:t xml:space="preserve"> liste les comptes dont une session est encore valide au sens de la déconnexion automatique (2 h sans action pour un usager, 15 min pour un gestionnaire ou un administrateur, plafond de 24 h ou 8 h), avec leur dernière action, la date de connexion, les appareils et le nombre de sessions ; le tableau se rafraîchit toutes les 30 secondes, et à la demande avec le bouton </w:t>
+      </w:r>
+      <w:r>
+        <w:rPr>
+          <w:b/>
+          <w:bCs/>
+        </w:rPr>
+        <w:t xml:space="preserve">« Actualiser »</w:t>
+      </w:r>
+      <w:r>
+        <w:t xml:space="preserve">. </w:t>
       </w:r>
       <w:r>
         <w:rPr>

--- a/docs/Guide-utilisation.docx
+++ b/docs/Guide-utilisation.docx
@@ -2675,17 +2675,7 @@
         <w:t xml:space="preserve">toutes les séances proposées</w:t>
       </w:r>
       <w:r>
-        <w:t xml:space="preserve"> de la plage : une séance restée sans réservation compte 0 %. Le compteur rappelle en dessous le remplissage des seules séances réservées quand il diffère. L'occupation d'une séance se mesure en enfants (et accompagnants, selon le réglage du service) sur la capacité du créneau s'il a une jauge, sinon en nombre de réservations sur la capacité. Le remplissage </w:t>
-      </w:r>
-      <w:r>
-        <w:rPr>
-          <w:b/>
-          <w:bCs/>
-        </w:rPr>
-        <w:t xml:space="preserve">par structure</w:t>
-      </w:r>
-      <w:r>
-        <w:t xml:space="preserve"> reste calculé sur les séances réservées, une séance vide n'appartenant à aucune structure.</w:t>
+        <w:t xml:space="preserve"> de la plage : une séance restée sans réservation compte 0 %. Le compteur rappelle en dessous le remplissage des seules séances réservées quand il diffère. L'occupation d'une séance se mesure en enfants (et accompagnants, selon le réglage du service) sur la capacité du créneau s'il a une jauge, sinon en nombre de réservations sur la capacité.</w:t>
       </w:r>
     </w:p>
     <w:p>

--- a/docs/Guide-utilisation.docx
+++ b/docs/Guide-utilisation.docx
@@ -2634,7 +2634,7 @@
           <w:b/>
           <w:bCs/>
         </w:rPr>
-        <w:t xml:space="preserve">« Créneaux — réservés / libres »</w:t>
+        <w:t xml:space="preserve">« Créneaux réservés / libres »</w:t>
       </w:r>
       <w:r>
         <w:t xml:space="preserve"> et un tableau </w:t>

--- a/docs/Guide-utilisation.docx
+++ b/docs/Guide-utilisation.docx
@@ -5039,7 +5039,7 @@
         <w:t xml:space="preserve">à l'avance</w:t>
       </w:r>
       <w:r>
-        <w:t xml:space="preserve"> (usager ou gestionnaire) qui n'annule pas la réservation et pré-remplit le pointage « Absent ».</w:t>
+        <w:t xml:space="preserve"> (usager ou gestionnaire) qui n'annule pas la réservation ; en mode pointage, le premier clic sur la séance pose alors directement « Absent ».</w:t>
       </w:r>
     </w:p>
     <w:p>

--- a/docs/Guide-utilisation.docx
+++ b/docs/Guide-utilisation.docx
@@ -1850,6 +1850,84 @@
     </w:p>
     <w:p>
       <w:pPr>
+        <w:spacing w:after="160"/>
+      </w:pPr>
+      <w:r>
+        <w:t xml:space="preserve">Un service peut être confié à un gestionnaire à deux niveaux, réglés par l'administrateur dans la fiche du compte : en </w:t>
+      </w:r>
+      <w:r>
+        <w:rPr>
+          <w:b/>
+          <w:bCs/>
+        </w:rPr>
+        <w:t xml:space="preserve">gestion</w:t>
+      </w:r>
+      <w:r>
+        <w:t xml:space="preserve"> (tout ce qui suit), ou en </w:t>
+      </w:r>
+      <w:r>
+        <w:rPr>
+          <w:b/>
+          <w:bCs/>
+        </w:rPr>
+        <w:t xml:space="preserve">consultation</w:t>
+      </w:r>
+      <w:r>
+        <w:t xml:space="preserve">, en lecture seule. Un service en consultation — par exemple celui d'un service voisin du même lieu, dont on veut suivre l'activité — se reconnaît à l'</w:t>
+      </w:r>
+      <w:r>
+        <w:rPr>
+          <w:b/>
+          <w:bCs/>
+        </w:rPr>
+        <w:t xml:space="preserve">œil</w:t>
+      </w:r>
+      <w:r>
+        <w:t xml:space="preserve"> qui suit son nom dans la barre latérale : ses onglets </w:t>
+      </w:r>
+      <w:r>
+        <w:rPr>
+          <w:b/>
+          <w:bCs/>
+        </w:rPr>
+        <w:t xml:space="preserve">Agenda</w:t>
+      </w:r>
+      <w:r>
+        <w:t xml:space="preserve">, </w:t>
+      </w:r>
+      <w:r>
+        <w:rPr>
+          <w:b/>
+          <w:bCs/>
+        </w:rPr>
+        <w:t xml:space="preserve">Éditions</w:t>
+      </w:r>
+      <w:r>
+        <w:t xml:space="preserve"> et </w:t>
+      </w:r>
+      <w:r>
+        <w:rPr>
+          <w:b/>
+          <w:bCs/>
+        </w:rPr>
+        <w:t xml:space="preserve">Statistiques</w:t>
+      </w:r>
+      <w:r>
+        <w:t xml:space="preserve"> s'ouvrent normalement (impression et exports compris), mais rien ne s'y modifie — ni créneau, ni réservation, ni pointage, ni validation — et l'onglet </w:t>
+      </w:r>
+      <w:r>
+        <w:rPr>
+          <w:b/>
+          <w:bCs/>
+        </w:rPr>
+        <w:t xml:space="preserve">Paramètres</w:t>
+      </w:r>
+      <w:r>
+        <w:t xml:space="preserve"> n'existe pas. Un gestionnaire en consultation ne reçoit pas les e-mails adressés aux gestionnaires du service.</w:t>
+      </w:r>
+    </w:p>
+    <w:p>
+      <w:pPr>
         <w:pStyle w:val="Heading2"/>
         <w:spacing w:after="160" w:before="240"/>
       </w:pPr>
@@ -4141,7 +4219,37 @@
         <w:t xml:space="preserve">rôle</w:t>
       </w:r>
       <w:r>
-        <w:t xml:space="preserve"> (utilisateur, gestionnaire, administrateur), structure / service rattaché, services gérés et statut RGPD. Des </w:t>
+        <w:t xml:space="preserve"> (utilisateur, gestionnaire, administrateur), structure / service rattaché, services gérés et statut RGPD. Pour un gestionnaire, chaque service coché porte son </w:t>
+      </w:r>
+      <w:r>
+        <w:rPr>
+          <w:b/>
+          <w:bCs/>
+        </w:rPr>
+        <w:t xml:space="preserve">niveau</w:t>
+      </w:r>
+      <w:r>
+        <w:t xml:space="preserve"> : </w:t>
+      </w:r>
+      <w:r>
+        <w:rPr>
+          <w:b/>
+          <w:bCs/>
+        </w:rPr>
+        <w:t xml:space="preserve">Gestion</w:t>
+      </w:r>
+      <w:r>
+        <w:t xml:space="preserve"> (par défaut) ou </w:t>
+      </w:r>
+      <w:r>
+        <w:rPr>
+          <w:b/>
+          <w:bCs/>
+        </w:rPr>
+        <w:t xml:space="preserve">Consultation</w:t>
+      </w:r>
+      <w:r>
+        <w:t xml:space="preserve"> (agenda, éditions et statistiques en lecture seule) ; la colonne d'affiliation le rappelle par la mention « (consultation) » après le nom du service. Des </w:t>
       </w:r>
       <w:r>
         <w:rPr>
